--- a/testakten/longcovid-erwerbsminderung-feldermann-leipzig/07_widerspruch_drv_em_rente.docx
+++ b/testakten/longcovid-erwerbsminderung-feldermann-leipzig/07_widerspruch_drv_em_rente.docx
@@ -24,7 +24,11 @@
         <w:t>[ENTWURF – SCHRIFTSATZ]</w:t>
       </w:r>
     </w:p>
-    <w:p/>
+    <w:p>
+      <w:pPr>
+        <w:spacing w:before="0" w:after="0" w:line="80" w:lineRule="exact"/>
+      </w:pPr>
+    </w:p>
     <w:p>
       <w:pPr>
         <w:jc w:val="left"/>
@@ -81,7 +85,11 @@
         <w:t>Fax: 0341 / 58 82 101</w:t>
       </w:r>
     </w:p>
-    <w:p/>
+    <w:p>
+      <w:pPr>
+        <w:spacing w:before="0" w:after="0" w:line="80" w:lineRule="exact"/>
+      </w:pPr>
+    </w:p>
     <w:p>
       <w:pPr>
         <w:jc w:val="left"/>
@@ -125,7 +133,11 @@
         <w:t>Leipzig, den 12.03.2026</w:t>
       </w:r>
     </w:p>
-    <w:p/>
+    <w:p>
+      <w:pPr>
+        <w:spacing w:before="0" w:after="0" w:line="80" w:lineRule="exact"/>
+      </w:pPr>
+    </w:p>
     <w:p>
       <w:pPr>
         <w:jc w:val="left"/>
@@ -168,7 +180,11 @@
         <w:t xml:space="preserve"> Vivian Feldermann, geb. 03.09.1984, Bornaische Straße 78, 04277 Leipzig</w:t>
       </w:r>
     </w:p>
-    <w:p/>
+    <w:p>
+      <w:pPr>
+        <w:spacing w:before="0" w:after="0" w:line="80" w:lineRule="exact"/>
+      </w:pPr>
+    </w:p>
     <w:p>
       <w:pPr>
         <w:pStyle w:val="Heading2"/>
@@ -197,7 +213,11 @@
         <w:t xml:space="preserve"> (Aktenzeichen xx 060379 41 W 077)</w:t>
       </w:r>
     </w:p>
-    <w:p/>
+    <w:p>
+      <w:pPr>
+        <w:spacing w:before="0" w:after="0" w:line="80" w:lineRule="exact"/>
+      </w:pPr>
+    </w:p>
     <w:p>
       <w:pPr>
         <w:jc w:val="left"/>
@@ -231,7 +251,7 @@
         <w:rPr>
           <w:b/>
         </w:rPr>
-        <w:t>den Bescheid vom 14.02.2026 aufzuheben und meiner Mandantin rückwirkend ab dem 01.02.2024 (Antragstellung) eine Rente wegen voller Erwerbsminderung gemäß § 43 Abs. 2 SGB VI zu bewilligen.</w:t>
+        <w:t>den Bescheid vom 14.02.2026 aufzuheben und meiner Mandantin rückwirkend ab dem 01.02.2024 (Antragstellung) eine Rente wegen voller Erwerbsminderung gemäß Paragraf 43 Abs. 2 SGB VI zu bewilligen.</w:t>
       </w:r>
     </w:p>
     <w:p>
@@ -266,7 +286,11 @@
         <w:t>Aussetzung des Bescheids bis zur abschließenden Entscheidung über den Widerspruch</w:t>
       </w:r>
     </w:p>
-    <w:p/>
+    <w:p>
+      <w:pPr>
+        <w:spacing w:before="0" w:after="0" w:line="80" w:lineRule="exact"/>
+      </w:pPr>
+    </w:p>
     <w:p>
       <w:pPr>
         <w:pStyle w:val="Heading2"/>
@@ -364,7 +388,7 @@
         <w:t>Psychiatrische Komorbidität:</w:t>
       </w:r>
       <w:r>
-        <w:t xml:space="preserve"> Rezidivierende depressive Störung, mittelgradige Episode (F33.1), stationäre Behandlung SKH Leipzig 09–11/2024.</w:t>
+        <w:t xml:space="preserve"> Rezidivierende depressive Störung, mittelgradige Episode (F33.1), stationäre Behandlung Klinikum am Auenwald Leipzig 09–11/2024.</w:t>
       </w:r>
     </w:p>
     <w:p>
@@ -451,7 +475,7 @@
         <w:jc w:val="left"/>
       </w:pPr>
       <w:r>
-        <w:t xml:space="preserve">Das Sächsische Krankenhaus für Psychiatrie (SKH Leipzig) hat nach stationärer Behandlung als Entlassungsdiagnose </w:t>
+        <w:t xml:space="preserve">Das Sächsische Krankenhaus für Psychiatrie (Klinikum am Auenwald Leipzig) hat nach stationärer Behandlung als Entlassungsdiagnose </w:t>
       </w:r>
       <w:r>
         <w:rPr>
@@ -479,7 +503,7 @@
         <w:jc w:val="left"/>
       </w:pPr>
       <w:r>
-        <w:t xml:space="preserve">Die Charité Berlin, Fatigue-Centrum (Prof. Dr. Carmen Scheibenbogen), hat nach eingehender Diagnostik die Diagnose </w:t>
+        <w:t xml:space="preserve">Die Universitätsmedizin Berlin-Nord Berlin, Fatigue-Centrum (Prof. Dr. Maja Seifert), hat nach eingehender Diagnostik die Diagnose </w:t>
       </w:r>
       <w:r>
         <w:rPr>
@@ -596,7 +620,7 @@
         <w:jc w:val="left"/>
       </w:pPr>
       <w:r>
-        <w:t>Das Gutachten Dr. Härtung beruht auf einer einmaligen ambulanten Begutachtung von ca. 90 Minuten Dauer im November 2025. Bei ME/CFS ist bekannt, dass Patientinnen und Patienten in Begutachtungssituationen Reserven mobilisieren können, die nicht ihr tatsächliches Alltagsleistungsniveau widerspiegeln. Eine valide Beurteilung der Leistungsfähigkeit erfordert bei ME/CFS einen Zwei-Tage-Belastungstest (2-Day-CPET), wie er an der Charité und anderen ME/CFS-Zentren eingesetzt wird, oder zumindest eine mehrzeitige Verlaufsbeobachtung.</w:t>
+        <w:t>Das Gutachten Dr. Härtung beruht auf einer einmaligen ambulanten Begutachtung von ca. 90 Minuten Dauer im November 2025. Bei ME/CFS ist bekannt, dass Patientinnen und Patienten in Begutachtungssituationen Reserven mobilisieren können, die nicht ihr tatsächliches Alltagsleistungsniveau widerspiegeln. Eine valide Beurteilung der Leistungsfähigkeit erfordert bei ME/CFS einen Zwei-Tage-Belastungstest (2-Day-CPET), wie er an der Universitätsmedizin Berlin-Nord und anderen ME/CFS-Zentren eingesetzt wird, oder zumindest eine mehrzeitige Verlaufsbeobachtung.</w:t>
       </w:r>
     </w:p>
     <w:p>
@@ -615,7 +639,7 @@
         <w:jc w:val="left"/>
       </w:pPr>
       <w:r>
-        <w:t>Gemäß § 43 Abs. 2 SGB VI sind Versicherte voll erwerbsgemindert, wenn sie wegen Krankheit oder Behinderung auf nicht absehbare Zeit außerstande sind, unter den üblichen Bedingungen des allgemeinen Arbeitsmarktes mindestens drei Stunden täglich erwerbstätig zu sein.</w:t>
+        <w:t>Gemäß Paragraf 43 Abs. 2 SGB VI sind Versicherte voll erwerbsgemindert, wenn sie wegen Krankheit oder Behinderung auf nicht absehbare Zeit außerstande sind, unter den üblichen Bedingungen des allgemeinen Arbeitsmarktes mindestens drei Stunden täglich erwerbstätig zu sein.</w:t>
       </w:r>
     </w:p>
     <w:p>
@@ -631,7 +655,7 @@
         <w:jc w:val="left"/>
       </w:pPr>
       <w:r>
-        <w:t>Die DRV hat kein unabhängiges, leitliniengerechtes Gegengutachten eingeholt, obwohl ein offensichtlicher Widerspruch zwischen dem Charité-Befund und dem DRV-Gutachten bestand. Dies verletzt den Amtsermittlungsgrundsatz (§ 20 SGB X).</w:t>
+        <w:t>Die DRV hat kein unabhängiges, leitliniengerechtes Gegengutachten eingeholt, obwohl ein offensichtlicher Widerspruch zwischen dem Universitätsmedizin Berlin-Nord-Befund und dem DRV-Gutachten bestand. Dies verletzt den Amtsermittlungsgrundsatz (Paragraf 20 SGB X).</w:t>
       </w:r>
     </w:p>
     <w:p>
@@ -700,7 +724,7 @@
         <w:pStyle w:val="ListBullet"/>
       </w:pPr>
       <w:r>
-        <w:t>Befundbericht Prof. Dr. Scheibenbogen, Charité Berlin, 11/2025 (liegt als Anlage bei)</w:t>
+        <w:t>Befundbericht Prof. Dr. Seifert, Universitätsmedizin Berlin-Nord Berlin, 11/2025 (liegt als Anlage bei)</w:t>
       </w:r>
     </w:p>
     <w:p>
@@ -708,7 +732,7 @@
         <w:pStyle w:val="ListBullet"/>
       </w:pPr>
       <w:r>
-        <w:t>Entlassungsbericht SKH Leipzig, Psychiatrie, 02/2026 (liegt als Anlage bei)</w:t>
+        <w:t>Entlassungsbericht Klinikum am Auenwald Leipzig, Psychiatrie, 02/2026 (liegt als Anlage bei)</w:t>
       </w:r>
     </w:p>
     <w:p>
@@ -735,7 +759,11 @@
         <w:t>Neuropsychologischer Befundbericht UKL, 2022</w:t>
       </w:r>
     </w:p>
-    <w:p/>
+    <w:p>
+      <w:pPr>
+        <w:spacing w:before="0" w:after="0" w:line="80" w:lineRule="exact"/>
+      </w:pPr>
+    </w:p>
     <w:p>
       <w:pPr>
         <w:pStyle w:val="Heading2"/>
@@ -760,7 +788,7 @@
         <w:pStyle w:val="ListNumber"/>
       </w:pPr>
       <w:r>
-        <w:t>Befundbericht Prof. Dr. Scheibenbogen, Charité Long-Covid-Ambulanz, 11/2025</w:t>
+        <w:t>Befundbericht Prof. Dr. Seifert, Post-COVID-Ambulanz der Universitätsmedizin Berlin-Nord, 11/2025</w:t>
       </w:r>
     </w:p>
     <w:p>
@@ -768,7 +796,7 @@
         <w:pStyle w:val="ListNumber"/>
       </w:pPr>
       <w:r>
-        <w:t>Entlassungsbericht SKH Leipzig (Psychiatrie), 02/2026</w:t>
+        <w:t>Entlassungsbericht Klinikum am Auenwald Leipzig (Psychiatrie), 02/2026</w:t>
       </w:r>
     </w:p>
     <w:p>
@@ -795,7 +823,11 @@
         <w:t>Schichtpläne UKL November 2021 (berufliche Exposition)</w:t>
       </w:r>
     </w:p>
-    <w:p/>
+    <w:p>
+      <w:pPr>
+        <w:spacing w:before="0" w:after="0" w:line="80" w:lineRule="exact"/>
+      </w:pPr>
+    </w:p>
     <w:p>
       <w:pPr>
         <w:jc w:val="left"/>
@@ -831,7 +863,11 @@
         <w:t>Fachanwältin für Sozialrecht</w:t>
       </w:r>
     </w:p>
-    <w:p/>
+    <w:p>
+      <w:pPr>
+        <w:spacing w:before="0" w:after="0" w:line="80" w:lineRule="exact"/>
+      </w:pPr>
+    </w:p>
     <w:p>
       <w:pPr>
         <w:jc w:val="left"/>
@@ -855,13 +891,100 @@
       </w:r>
     </w:p>
     <w:sectPr>
+      <w:headerReference w:type="default" r:id="rId9"/>
+      <w:footerReference w:type="default" r:id="rId10"/>
       <w:pgSz w:w="11906" w:h="16838"/>
-      <w:pgMar w:top="1417" w:right="1417" w:bottom="1417" w:left="1417" w:header="720" w:footer="720" w:gutter="0"/>
+      <w:pgMar w:top="1020" w:right="1417" w:bottom="907" w:left="1417" w:header="680" w:footer="567" w:gutter="0"/>
       <w:cols w:space="720"/>
       <w:docGrid w:linePitch="360"/>
     </w:sectPr>
   </w:body>
 </w:document>
+</file>
+
+<file path=word/footer1.xml><?xml version="1.0" encoding="utf-8"?>
+<w:ftr xmlns:m="http://schemas.openxmlformats.org/officeDocument/2006/math" xmlns:mc="http://schemas.openxmlformats.org/markup-compatibility/2006" xmlns:mo="http://schemas.microsoft.com/office/mac/office/2008/main" xmlns:mv="urn:schemas-microsoft-com:mac:vml" xmlns:o="urn:schemas-microsoft-com:office:office" xmlns:r="http://schemas.openxmlformats.org/officeDocument/2006/relationships" xmlns:v="urn:schemas-microsoft-com:vml" xmlns:w10="urn:schemas-microsoft-com:office:word" xmlns:w14="http://schemas.microsoft.com/office/word/2010/wordml" xmlns:w="http://schemas.openxmlformats.org/wordprocessingml/2006/main" xmlns:wne="http://schemas.microsoft.com/office/word/2006/wordml" xmlns:wp14="http://schemas.microsoft.com/office/word/2010/wordprocessingDrawing" xmlns:wp="http://schemas.openxmlformats.org/drawingml/2006/wordprocessingDrawing" xmlns:wpc="http://schemas.microsoft.com/office/word/2010/wordprocessingCanvas" xmlns:wpg="http://schemas.microsoft.com/office/word/2010/wordprocessingGroup" xmlns:wpi="http://schemas.microsoft.com/office/word/2010/wordprocessingInk" xmlns:wps="http://schemas.microsoft.com/office/word/2010/wordprocessingShape" mc:Ignorable="w14 wp14">
+  <w:p>
+    <w:pPr>
+      <w:pStyle w:val="Footer"/>
+      <w:tabs>
+        <w:tab w:pos="9071" w:val="right"/>
+      </w:tabs>
+      <w:jc w:val="left"/>
+    </w:pPr>
+    <w:r>
+      <w:rPr>
+        <w:rFonts w:ascii="Times New Roman" w:hAnsi="Times New Roman"/>
+        <w:color w:val="6B6B66"/>
+        <w:sz w:val="16"/>
+      </w:rPr>
+    </w:r>
+    <w:r>
+      <w:rPr>
+        <w:rFonts w:ascii="Times New Roman" w:hAnsi="Times New Roman"/>
+        <w:color w:val="6B6B66"/>
+        <w:sz w:val="16"/>
+      </w:rPr>
+      <w:t>Rechtsanwältin Marit Sonnemann</w:t>
+    </w:r>
+    <w:r>
+      <w:rPr>
+        <w:rFonts w:ascii="Times New Roman" w:hAnsi="Times New Roman"/>
+        <w:color w:val="6B6B66"/>
+        <w:sz w:val="16"/>
+      </w:rPr>
+      <w:tab/>
+      <w:t xml:space="preserve">Seite </w:t>
+    </w:r>
+    <w:r>
+      <w:rPr>
+        <w:rFonts w:ascii="Times New Roman" w:hAnsi="Times New Roman"/>
+        <w:color w:val="6B6B66"/>
+        <w:sz w:val="16"/>
+      </w:rPr>
+      <w:fldChar w:fldCharType="begin"/>
+      <w:instrText xml:space="preserve"> PAGE </w:instrText>
+      <w:fldChar w:fldCharType="end"/>
+    </w:r>
+  </w:p>
+</w:ftr>
+</file>
+
+<file path=word/header1.xml><?xml version="1.0" encoding="utf-8"?>
+<w:hdr xmlns:m="http://schemas.openxmlformats.org/officeDocument/2006/math" xmlns:mc="http://schemas.openxmlformats.org/markup-compatibility/2006" xmlns:mo="http://schemas.microsoft.com/office/mac/office/2008/main" xmlns:mv="urn:schemas-microsoft-com:mac:vml" xmlns:o="urn:schemas-microsoft-com:office:office" xmlns:r="http://schemas.openxmlformats.org/officeDocument/2006/relationships" xmlns:v="urn:schemas-microsoft-com:vml" xmlns:w10="urn:schemas-microsoft-com:office:word" xmlns:w14="http://schemas.microsoft.com/office/word/2010/wordml" xmlns:w="http://schemas.openxmlformats.org/wordprocessingml/2006/main" xmlns:wne="http://schemas.microsoft.com/office/word/2006/wordml" xmlns:wp14="http://schemas.microsoft.com/office/word/2010/wordprocessingDrawing" xmlns:wp="http://schemas.openxmlformats.org/drawingml/2006/wordprocessingDrawing" xmlns:wpc="http://schemas.microsoft.com/office/word/2010/wordprocessingCanvas" xmlns:wpg="http://schemas.microsoft.com/office/word/2010/wordprocessingGroup" xmlns:wpi="http://schemas.microsoft.com/office/word/2010/wordprocessingInk" xmlns:wps="http://schemas.microsoft.com/office/word/2010/wordprocessingShape" mc:Ignorable="w14 wp14">
+  <w:p>
+    <w:pPr>
+      <w:pStyle w:val="Header"/>
+      <w:jc w:val="left"/>
+    </w:pPr>
+    <w:r/>
+    <w:r>
+      <w:rPr>
+        <w:rFonts w:ascii="Times New Roman" w:hAnsi="Times New Roman"/>
+        <w:b/>
+        <w:color w:val="3B3F45"/>
+        <w:sz w:val="22"/>
+      </w:rPr>
+      <w:t>RECHTSANWÄLTIN MARIT SONNEMANN</w:t>
+    </w:r>
+  </w:p>
+  <w:p>
+    <w:pPr>
+      <w:jc w:val="left"/>
+      <w:pBdr>
+        <w:bottom w:val="single" w:sz="8" w:space="2" w:color="3B3F45"/>
+      </w:pBdr>
+    </w:pPr>
+    <w:r>
+      <w:rPr>
+        <w:rFonts w:ascii="Times New Roman" w:hAnsi="Times New Roman"/>
+        <w:color w:val="6B6B66"/>
+        <w:sz w:val="16"/>
+      </w:rPr>
+      <w:t>Rechtsanwaltskanzlei</w:t>
+    </w:r>
+  </w:p>
+</w:hdr>
 </file>
 
 <file path=word/numbering.xml><?xml version="1.0" encoding="utf-8"?>
@@ -1227,9 +1350,12 @@
     <w:name w:val="Normal"/>
     <w:qFormat/>
     <w:rsid w:val="00FC693F"/>
+    <w:pPr>
+      <w:spacing w:after="60" w:line="240" w:lineRule="auto"/>
+    </w:pPr>
     <w:rPr>
       <w:rFonts w:ascii="Times New Roman" w:hAnsi="Times New Roman"/>
-      <w:sz w:val="22"/>
+      <w:sz w:val="20"/>
     </w:rPr>
   </w:style>
   <w:style w:type="paragraph" w:styleId="Header">
@@ -1574,7 +1700,7 @@
       <w:pBdr>
         <w:bottom w:val="single" w:sz="8" w:space="4" w:color="4F81BD" w:themeColor="accent1"/>
       </w:pBdr>
-      <w:spacing w:after="300" w:line="240" w:lineRule="auto"/>
+      <w:spacing w:after="180" w:line="240" w:lineRule="auto"/>
       <w:contextualSpacing/>
     </w:pPr>
     <w:rPr>
@@ -1582,7 +1708,7 @@
       <w:color w:val="17365D" w:themeColor="text2" w:themeShade="BF"/>
       <w:spacing w:val="5"/>
       <w:kern w:val="28"/>
-      <w:sz w:val="52"/>
+      <w:sz w:val="32"/>
       <w:szCs w:val="52"/>
     </w:rPr>
   </w:style>
